--- a/word_reports/LP_0178_위치_463_Janet Jackson_Control.docx
+++ b/word_reports/LP_0178_위치_463_Janet Jackson_Control.docx
@@ -4,7 +4,7 @@
   <w:body>
     <w:p>
       <w:pPr>
-        <w:spacing w:after="280"/>
+        <w:spacing w:after="80"/>
       </w:pPr>
       <w:r>
         <w:rPr w:rFonts="맑은 고딕">
@@ -13,94 +13,47 @@
           <w:color w:val="1E3A8A"/>
           <w:sz w:val="30"/>
         </w:rPr>
-        <w:t>[463] Janet Jackson - Control</w:t>
+        <w:t>Janet Jackson (자넷 잭슨) - Control</w:t>
       </w:r>
     </w:p>
     <w:p>
       <w:pPr>
-        <w:spacing w:after="320"/>
+        <w:spacing w:after="240"/>
       </w:pPr>
       <w:r>
         <w:rPr w:rFonts="맑은 고딕">
           <w:rFonts w:ascii="맑은 고딕" w:hAnsi="맑은 고딕" w:eastAsia="맑은 고딕"/>
           <w:b/>
-          <w:sz w:val="20"/>
+          <w:color w:val="4B5563"/>
+          <w:sz w:val="22"/>
         </w:rPr>
-        <w:t>■ 위치 : 463</w:t>
-        <w:br/>
-      </w:r>
-      <w:r>
-        <w:rPr w:rFonts="맑은 고딕">
-          <w:rFonts w:ascii="맑은 고딕" w:hAnsi="맑은 고딕" w:eastAsia="맑은 고딕"/>
-          <w:b/>
-          <w:sz w:val="20"/>
-        </w:rPr>
-        <w:t>■ 아티스트 : Janet Jackson</w:t>
-        <w:br/>
-      </w:r>
-      <w:r>
-        <w:rPr w:rFonts="맑은 고딕">
-          <w:rFonts w:ascii="맑은 고딕" w:hAnsi="맑은 고딕" w:eastAsia="맑은 고딕"/>
-          <w:b/>
-          <w:sz w:val="20"/>
-        </w:rPr>
-        <w:t>■ 앨범명 : Control</w:t>
-        <w:br/>
-      </w:r>
-      <w:r>
-        <w:rPr w:rFonts="맑은 고딕">
-          <w:rFonts w:ascii="맑은 고딕" w:hAnsi="맑은 고딕" w:eastAsia="맑은 고딕"/>
-          <w:b w:val="0"/>
-          <w:sz w:val="20"/>
-        </w:rPr>
-        <w:t>■ 음반 레이블 : A&amp;M Records</w:t>
-        <w:br/>
-      </w:r>
-      <w:r>
-        <w:rPr w:rFonts="맑은 고딕">
-          <w:rFonts w:ascii="맑은 고딕" w:hAnsi="맑은 고딕" w:eastAsia="맑은 고딕"/>
-          <w:b w:val="0"/>
-          <w:sz w:val="20"/>
-        </w:rPr>
-        <w:t>■ 발매년도 : 1986</w:t>
-        <w:br/>
-      </w:r>
-      <w:r>
-        <w:rPr w:rFonts="맑은 고딕">
-          <w:rFonts w:ascii="맑은 고딕" w:hAnsi="맑은 고딕" w:eastAsia="맑은 고딕"/>
-          <w:b w:val="0"/>
-          <w:sz w:val="20"/>
-        </w:rPr>
-        <w:t>■ 장르 : 컨템포러리 알앤비 (Contemporary R&amp;B), 댄스 팝 (Dance-Pop), 뉴 잭 스윙 (New Jack Swing), 펑크 (Funk)</w:t>
-        <w:br/>
-      </w:r>
-      <w:r>
-        <w:rPr w:rFonts="맑은 고딕">
-          <w:rFonts w:ascii="맑은 고딕" w:hAnsi="맑은 고딕" w:eastAsia="맑은 고딕"/>
-          <w:b w:val="0"/>
-          <w:sz w:val="20"/>
-        </w:rPr>
-        <w:t>■ 주요 수록곡 : 1. Control</w:t>
-        <w:br/>
+        <w:t>위치 :  463</w:t>
       </w:r>
     </w:p>
     <w:p>
       <w:pPr>
-        <w:spacing w:after="160"/>
+        <w:spacing w:line="324" w:lineRule="auto" w:before="80" w:after="160"/>
       </w:pPr>
       <w:r>
         <w:rPr w:rFonts="맑은 고딕">
           <w:rFonts w:ascii="맑은 고딕" w:hAnsi="맑은 고딕" w:eastAsia="맑은 고딕"/>
           <w:b/>
           <w:color w:val="1F2937"/>
-          <w:sz w:val="24"/>
+          <w:sz w:val="22"/>
         </w:rPr>
-        <w:t>■ 음반 해설 및 감상 가이드</w:t>
+        <w:t xml:space="preserve">[음반 소개] </w:t>
+      </w:r>
+      <w:r>
+        <w:rPr w:rFonts="맑은 고딕">
+          <w:rFonts w:ascii="맑은 고딕" w:hAnsi="맑은 고딕" w:eastAsia="맑은 고딕"/>
+          <w:b w:val="0"/>
+          <w:sz w:val="21"/>
+        </w:rPr>
       </w:r>
     </w:p>
     <w:p>
       <w:pPr>
-        <w:spacing w:line="312" w:lineRule="auto" w:after="120"/>
+        <w:spacing w:line="324" w:lineRule="auto" w:after="120"/>
       </w:pPr>
       <w:r>
         <w:rPr w:rFonts="맑은 고딕">
@@ -108,51 +61,516 @@
           <w:b w:val="0"/>
           <w:sz w:val="21"/>
         </w:rPr>
-        <w:t>팝 음악사에 있어 자넷 잭슨(Janet Jackson)의 세 번째 정규 앨범 《Control》(1986)은 단순한 상업적 히트작을 넘어, 한 아티스트가 자신의 삶과 음악적 주도권을 완전히 되찾았음을 선언한 미학적 결실입니다. 잭슨 가문(Jackson family)의 막내라는 그늘과 아버지의 엄격한 통제에서 벗어나 홀로서기를 시도한 그녀는, 이 앨범을 통해 팝 스타로서의 독자적인 정체성을 완벽하게 확립했습니다. 당대 음악계에 강렬하고 주체적인 여성상을 제시한 이 음반은 대중과 평단의 극찬을 동시에 받으며, 1980년대 팝과 R&amp;B 음악의 판도를 바꾼 역사적 전환점으로 평가받습니다.</w:t>
+        <w:t>거대한 가문의 그늘과 타인의 시선에서 온전히 벗어나 한 인간이자 주체적인 예술가로 비상한 자넷 잭슨의 찬란한 해방선언입니다. 1986년 발표된 《Control》은 펑크(Funk), 알앤비, 힙합의 요소가 정교하게 융합된 뉴 잭 스윙(New Jack Swing)과 컨템퍼러리 팝의 황금기를 개척한 기념비적 역작입니다. 차가운 신디사이저 비트 사이로 피어나는 유려한 선율과 진솔한 고백은 당대 청춘들에게 깊은 카타르시스를 선사했습니다. 팝 음악사의 거대한 분기점을 이루며 여성 아티스트의 자립과 성취를 증명한 이 음반은 반세기가 흐른 오늘날에도 뜨거운 박동으로 심장을 울립니다.</w:t>
       </w:r>
     </w:p>
     <w:p>
       <w:pPr>
-        <w:spacing w:line="312" w:lineRule="auto" w:after="120"/>
+        <w:spacing w:line="324" w:lineRule="auto" w:before="200" w:after="80"/>
       </w:pPr>
+      <w:r>
+        <w:rPr w:rFonts="맑은 고딕">
+          <w:rFonts w:ascii="맑은 고딕" w:hAnsi="맑은 고딕" w:eastAsia="맑은 고딕"/>
+          <w:b/>
+          <w:color w:val="1E3A8A"/>
+          <w:sz w:val="24"/>
+        </w:rPr>
+        <w:t>1. 음반 데이터</w:t>
+      </w:r>
+    </w:p>
+    <w:p>
+      <w:pPr>
+        <w:spacing w:line="324" w:lineRule="auto" w:after="80"/>
+      </w:pPr>
+      <w:r>
+        <w:rPr w:rFonts="맑은 고딕">
+          <w:rFonts w:ascii="맑은 고딕" w:hAnsi="맑은 고딕" w:eastAsia="맑은 고딕"/>
+          <w:b w:val="0"/>
+          <w:color w:val="6B7280"/>
+          <w:sz w:val="21"/>
+        </w:rPr>
+        <w:t xml:space="preserve">· </w:t>
+      </w:r>
+      <w:r>
+        <w:rPr w:rFonts="맑은 고딕">
+          <w:rFonts w:ascii="맑은 고딕" w:hAnsi="맑은 고딕" w:eastAsia="맑은 고딕"/>
+          <w:b/>
+          <w:color w:val="1F2937"/>
+          <w:sz w:val="21"/>
+        </w:rPr>
+        <w:t xml:space="preserve">앨범명: </w:t>
+      </w:r>
       <w:r>
         <w:rPr w:rFonts="맑은 고딕">
           <w:rFonts w:ascii="맑은 고딕" w:hAnsi="맑은 고딕" w:eastAsia="맑은 고딕"/>
           <w:b w:val="0"/>
           <w:sz w:val="21"/>
         </w:rPr>
-        <w:t>음악적으로 《Control》은 전설적인 프로듀서 콤비 지미 잼(Jimmy Jam)과 테리 루이스(Terry Lewis)와의 운명적인 만남을 통해 탄생했습니다. 이들은 거칠고 산업적인 신디사이저 비트, 날카로운 드럼 머신 사운드, 그리고 펑크(Funk)의 오프비트 리듬을 결합하여 후대 '뉴 잭 스윙(New Jack Swing)'으로 발전할 현대적 R&amp;B 사운드의 초석을 다졌습니다. 미니애폴리스 사운드(Minneapolis Sound)의 정수를 보여주는 정교하고 세련된 프로덕션은 자넷 잭슨의 또렷하면서도 감각적인 보컬과 완벽한 호흡을 이루며 음반 전체에 거부할 수 없는 에너지를 불어넣습니다.</w:t>
+        <w:t>Control</w:t>
       </w:r>
     </w:p>
     <w:p>
       <w:pPr>
-        <w:spacing w:line="312" w:lineRule="auto" w:after="120"/>
+        <w:spacing w:line="324" w:lineRule="auto" w:after="80"/>
       </w:pPr>
+      <w:r>
+        <w:rPr w:rFonts="맑은 고딕">
+          <w:rFonts w:ascii="맑은 고딕" w:hAnsi="맑은 고딕" w:eastAsia="맑은 고딕"/>
+          <w:b w:val="0"/>
+          <w:color w:val="6B7280"/>
+          <w:sz w:val="21"/>
+        </w:rPr>
+        <w:t xml:space="preserve">· </w:t>
+      </w:r>
+      <w:r>
+        <w:rPr w:rFonts="맑은 고딕">
+          <w:rFonts w:ascii="맑은 고딕" w:hAnsi="맑은 고딕" w:eastAsia="맑은 고딕"/>
+          <w:b/>
+          <w:color w:val="1F2937"/>
+          <w:sz w:val="21"/>
+        </w:rPr>
+        <w:t xml:space="preserve">아티스트: </w:t>
+      </w:r>
       <w:r>
         <w:rPr w:rFonts="맑은 고딕">
           <w:rFonts w:ascii="맑은 고딕" w:hAnsi="맑은 고딕" w:eastAsia="맑은 고딕"/>
           <w:b w:val="0"/>
           <w:sz w:val="21"/>
         </w:rPr>
-        <w:t>수록곡 하나하나가 단단한 완성도를 자랑합니다. 앨범의 포문을 여는 "Control"과 그녀의 첫 빌보드 핫 100 1위 곡인 "When I Think of You"는 카리스마 넘치는 리듬과 당당한 메시지로 듣는 이를 사로잡으며, "What Have You Done for Me Lately"와 "Nasty"는 당시 대중음악에서 보기 드문 주체적이고 태도(Attitude) 있는 여성의 목소리를 대변합니다. 반면 감미로운 발라드 "Let's Wait Awhile"에서는 자넷 잭슨 특유의 섬세하고 절제된 보컬 해석력을 확인할 수 있어, 그녀가 뛰어난 퍼포머이자 깊은 감성을 지닌 가창자임을 입증합니다.</w:t>
+        <w:t>Janet Jackson (자넷 잭슨)</w:t>
       </w:r>
     </w:p>
     <w:p>
       <w:pPr>
-        <w:spacing w:line="312" w:lineRule="auto" w:after="120"/>
+        <w:spacing w:line="324" w:lineRule="auto" w:after="80"/>
       </w:pPr>
+      <w:r>
+        <w:rPr w:rFonts="맑은 고딕">
+          <w:rFonts w:ascii="맑은 고딕" w:hAnsi="맑은 고딕" w:eastAsia="맑은 고딕"/>
+          <w:b w:val="0"/>
+          <w:color w:val="6B7280"/>
+          <w:sz w:val="21"/>
+        </w:rPr>
+        <w:t xml:space="preserve">· </w:t>
+      </w:r>
+      <w:r>
+        <w:rPr w:rFonts="맑은 고딕">
+          <w:rFonts w:ascii="맑은 고딕" w:hAnsi="맑은 고딕" w:eastAsia="맑은 고딕"/>
+          <w:b/>
+          <w:color w:val="1F2937"/>
+          <w:sz w:val="21"/>
+        </w:rPr>
+        <w:t xml:space="preserve">발매 정보: </w:t>
+      </w:r>
       <w:r>
         <w:rPr w:rFonts="맑은 고딕">
           <w:rFonts w:ascii="맑은 고딕" w:hAnsi="맑은 고딕" w:eastAsia="맑은 고딕"/>
           <w:b w:val="0"/>
           <w:sz w:val="21"/>
         </w:rPr>
-        <w:t>《Control》은 현대 팝 디바들의 음악적·태도적 모태가 된 음반으로, 후대의 수많은 아티스트들에게 지대한 영향을 미쳤습니다. LP 아날로그 매체로 이 음반을 감상할 때 느껴지는 묵직한 아날로그 신디사이저 베이스의 질감과 질주하는 타악기 비트의 압도적인 타격감은, 음악에 내재된 독립과 자유의 에너지를 한층 더 입체적이고 생생하게 전달합니다. 80년대 팝 음악의 황금기를 일군 거장의 출발점으로서, LP 컬렉터라면 반드시 소장해야 할 불후의 명반입니다.</w:t>
+        <w:t>1986년 2월 A&amp;M 레코드를 통해 발매된 자넷 잭슨의 세 번째 스튜디오 앨범으로, 전설적인 프로듀서 콤비 지미 잼(Jimmy Jam)과 테리 루이스(Terry Lewis)를 만나 자신의 삶과 음악적 통제권을 비로소 온전히 장악하며 발표한 음악적 독립 선언문입니다.</w:t>
+      </w:r>
+    </w:p>
+    <w:p>
+      <w:pPr>
+        <w:spacing w:line="324" w:lineRule="auto" w:after="80"/>
+      </w:pPr>
+      <w:r>
+        <w:rPr w:rFonts="맑은 고딕">
+          <w:rFonts w:ascii="맑은 고딕" w:hAnsi="맑은 고딕" w:eastAsia="맑은 고딕"/>
+          <w:b w:val="0"/>
+          <w:color w:val="6B7280"/>
+          <w:sz w:val="21"/>
+        </w:rPr>
+        <w:t xml:space="preserve">· </w:t>
+      </w:r>
+      <w:r>
+        <w:rPr w:rFonts="맑은 고딕">
+          <w:rFonts w:ascii="맑은 고딕" w:hAnsi="맑은 고딕" w:eastAsia="맑은 고딕"/>
+          <w:b/>
+          <w:color w:val="1F2937"/>
+          <w:sz w:val="21"/>
+        </w:rPr>
+        <w:t xml:space="preserve">LP 인기도(판매량): </w:t>
+      </w:r>
+      <w:r>
+        <w:rPr w:rFonts="맑은 고딕">
+          <w:rFonts w:ascii="맑은 고딕" w:hAnsi="맑은 고딕" w:eastAsia="맑은 고딕"/>
+          <w:b w:val="0"/>
+          <w:sz w:val="21"/>
+        </w:rPr>
+        <w:t>미국 빌보드 200 앨범 차트 1위를 기록하고 빌보드 핫 100 톱 5에 무려 5곡의 싱글을 진입시켰으며, 전 세계적으로 1,000만 장 이상의 경이적인 판매고를 기록하며 글로벌 팝 아이콘으로 도약했습니다.</w:t>
+      </w:r>
+    </w:p>
+    <w:p>
+      <w:pPr>
+        <w:spacing w:line="324" w:lineRule="auto" w:after="80"/>
+      </w:pPr>
+      <w:r>
+        <w:rPr w:rFonts="맑은 고딕">
+          <w:rFonts w:ascii="맑은 고딕" w:hAnsi="맑은 고딕" w:eastAsia="맑은 고딕"/>
+          <w:b w:val="0"/>
+          <w:color w:val="6B7280"/>
+          <w:sz w:val="21"/>
+        </w:rPr>
+        <w:t xml:space="preserve">· </w:t>
+      </w:r>
+      <w:r>
+        <w:rPr w:rFonts="맑은 고딕">
+          <w:rFonts w:ascii="맑은 고딕" w:hAnsi="맑은 고딕" w:eastAsia="맑은 고딕"/>
+          <w:b/>
+          <w:color w:val="1F2937"/>
+          <w:sz w:val="21"/>
+        </w:rPr>
+        <w:t xml:space="preserve">각종 수상경력: </w:t>
+      </w:r>
+      <w:r>
+        <w:rPr w:rFonts="맑은 고딕">
+          <w:rFonts w:ascii="맑은 고딕" w:hAnsi="맑은 고딕" w:eastAsia="맑은 고딕"/>
+          <w:b w:val="0"/>
+          <w:sz w:val="21"/>
+        </w:rPr>
+        <w:t>제29회 그래미 어워드 ‘올해의 앨범(Album of the Year)’을 포함한 주요 부문에 노미네이트되었으며, 아메리칸 뮤직 어워드(AMA)에서 다수의 트로피를 석권하고 롤링 스톤 선정 '역사상 가장 위대한 앨범 500선'에 당당히 이름을 올렸습니다.</w:t>
+      </w:r>
+    </w:p>
+    <w:p>
+      <w:pPr>
+        <w:spacing w:line="324" w:lineRule="auto" w:before="200" w:after="80"/>
+      </w:pPr>
+      <w:r>
+        <w:rPr w:rFonts="맑은 고딕">
+          <w:rFonts w:ascii="맑은 고딕" w:hAnsi="맑은 고딕" w:eastAsia="맑은 고딕"/>
+          <w:b/>
+          <w:color w:val="1E3A8A"/>
+          <w:sz w:val="24"/>
+        </w:rPr>
+        <w:t>2. 아티스트 정보</w:t>
+      </w:r>
+    </w:p>
+    <w:p>
+      <w:pPr>
+        <w:spacing w:line="324" w:lineRule="auto" w:after="80"/>
+      </w:pPr>
+      <w:r>
+        <w:rPr w:rFonts="맑은 고딕">
+          <w:rFonts w:ascii="맑은 고딕" w:hAnsi="맑은 고딕" w:eastAsia="맑은 고딕"/>
+          <w:b w:val="0"/>
+          <w:color w:val="6B7280"/>
+          <w:sz w:val="21"/>
+        </w:rPr>
+        <w:t xml:space="preserve">· </w:t>
+      </w:r>
+      <w:r>
+        <w:rPr w:rFonts="맑은 고딕">
+          <w:rFonts w:ascii="맑은 고딕" w:hAnsi="맑은 고딕" w:eastAsia="맑은 고딕"/>
+          <w:b/>
+          <w:color w:val="1F2937"/>
+          <w:sz w:val="21"/>
+        </w:rPr>
+        <w:t xml:space="preserve">국적: </w:t>
+      </w:r>
+      <w:r>
+        <w:rPr w:rFonts="맑은 고딕">
+          <w:rFonts w:ascii="맑은 고딕" w:hAnsi="맑은 고딕" w:eastAsia="맑은 고딕"/>
+          <w:b w:val="0"/>
+          <w:sz w:val="21"/>
+        </w:rPr>
+        <w:t>미국 (USA)</w:t>
+      </w:r>
+    </w:p>
+    <w:p>
+      <w:pPr>
+        <w:spacing w:line="324" w:lineRule="auto" w:after="80"/>
+      </w:pPr>
+      <w:r>
+        <w:rPr w:rFonts="맑은 고딕">
+          <w:rFonts w:ascii="맑은 고딕" w:hAnsi="맑은 고딕" w:eastAsia="맑은 고딕"/>
+          <w:b w:val="0"/>
+          <w:color w:val="6B7280"/>
+          <w:sz w:val="21"/>
+        </w:rPr>
+        <w:t xml:space="preserve">· </w:t>
+      </w:r>
+      <w:r>
+        <w:rPr w:rFonts="맑은 고딕">
+          <w:rFonts w:ascii="맑은 고딕" w:hAnsi="맑은 고딕" w:eastAsia="맑은 고딕"/>
+          <w:b/>
+          <w:color w:val="1F2937"/>
+          <w:sz w:val="21"/>
+        </w:rPr>
+        <w:t xml:space="preserve">생몰년도: </w:t>
+      </w:r>
+      <w:r>
+        <w:rPr w:rFonts="맑은 고딕">
+          <w:rFonts w:ascii="맑은 고딕" w:hAnsi="맑은 고딕" w:eastAsia="맑은 고딕"/>
+          <w:b w:val="0"/>
+          <w:sz w:val="21"/>
+        </w:rPr>
+        <w:t>1966년 5월 16일 ~ 현재</w:t>
+      </w:r>
+    </w:p>
+    <w:p>
+      <w:pPr>
+        <w:spacing w:line="324" w:lineRule="auto" w:after="80"/>
+      </w:pPr>
+      <w:r>
+        <w:rPr w:rFonts="맑은 고딕">
+          <w:rFonts w:ascii="맑은 고딕" w:hAnsi="맑은 고딕" w:eastAsia="맑은 고딕"/>
+          <w:b w:val="0"/>
+          <w:color w:val="6B7280"/>
+          <w:sz w:val="21"/>
+        </w:rPr>
+        <w:t xml:space="preserve">· </w:t>
+      </w:r>
+      <w:r>
+        <w:rPr w:rFonts="맑은 고딕">
+          <w:rFonts w:ascii="맑은 고딕" w:hAnsi="맑은 고딕" w:eastAsia="맑은 고딕"/>
+          <w:b/>
+          <w:color w:val="1F2937"/>
+          <w:sz w:val="21"/>
+        </w:rPr>
+        <w:t xml:space="preserve">그룹 소속: </w:t>
+      </w:r>
+      <w:r>
+        <w:rPr w:rFonts="맑은 고딕">
+          <w:rFonts w:ascii="맑은 고딕" w:hAnsi="맑은 고딕" w:eastAsia="맑은 고딕"/>
+          <w:b w:val="0"/>
+          <w:sz w:val="21"/>
+        </w:rPr>
+        <w:t>솔로 (Solo)</w:t>
+      </w:r>
+    </w:p>
+    <w:p>
+      <w:pPr>
+        <w:spacing w:line="324" w:lineRule="auto" w:after="80"/>
+      </w:pPr>
+      <w:r>
+        <w:rPr w:rFonts="맑은 고딕">
+          <w:rFonts w:ascii="맑은 고딕" w:hAnsi="맑은 고딕" w:eastAsia="맑은 고딕"/>
+          <w:b w:val="0"/>
+          <w:color w:val="6B7280"/>
+          <w:sz w:val="21"/>
+        </w:rPr>
+        <w:t xml:space="preserve">· </w:t>
+      </w:r>
+      <w:r>
+        <w:rPr w:rFonts="맑은 고딕">
+          <w:rFonts w:ascii="맑은 고딕" w:hAnsi="맑은 고딕" w:eastAsia="맑은 고딕"/>
+          <w:b/>
+          <w:color w:val="1F2937"/>
+          <w:sz w:val="21"/>
+        </w:rPr>
+        <w:t xml:space="preserve">아티스트 소개: </w:t>
+      </w:r>
+      <w:r>
+        <w:rPr w:rFonts="맑은 고딕">
+          <w:rFonts w:ascii="맑은 고딕" w:hAnsi="맑은 고딕" w:eastAsia="맑은 고딕"/>
+          <w:b w:val="0"/>
+          <w:sz w:val="21"/>
+        </w:rPr>
+        <w:t>자넷 잭슨은 화려한 잭슨 패밀리의 막내라는 숙명을 딛고, 스스로의 음악적 서사와 혁신적인 사운드로 팝 음악의 패러다임을 바꾼 독보적인 아티스트입니다. 역동적인 안무와 진취적인 콘셉트, 사회적 메시지를 아우르는 섬세한 감수성으로 80~90년대 팝과 R&amp;B의 지형도를 새로이 구축한 현대 대중문화의 살아있는 전설입니다.</w:t>
+      </w:r>
+    </w:p>
+    <w:p>
+      <w:pPr>
+        <w:spacing w:line="324" w:lineRule="auto" w:before="200" w:after="80"/>
+      </w:pPr>
+      <w:r>
+        <w:rPr w:rFonts="맑은 고딕">
+          <w:rFonts w:ascii="맑은 고딕" w:hAnsi="맑은 고딕" w:eastAsia="맑은 고딕"/>
+          <w:b/>
+          <w:color w:val="1E3A8A"/>
+          <w:sz w:val="24"/>
+        </w:rPr>
+        <w:t>3. 음반 상세 분석</w:t>
+      </w:r>
+    </w:p>
+    <w:p>
+      <w:pPr>
+        <w:spacing w:line="324" w:lineRule="auto" w:after="80"/>
+      </w:pPr>
+      <w:r>
+        <w:rPr w:rFonts="맑은 고딕">
+          <w:rFonts w:ascii="맑은 고딕" w:hAnsi="맑은 고딕" w:eastAsia="맑은 고딕"/>
+          <w:b w:val="0"/>
+          <w:color w:val="6B7280"/>
+          <w:sz w:val="21"/>
+        </w:rPr>
+        <w:t xml:space="preserve">· </w:t>
+      </w:r>
+      <w:r>
+        <w:rPr w:rFonts="맑은 고딕">
+          <w:rFonts w:ascii="맑은 고딕" w:hAnsi="맑은 고딕" w:eastAsia="맑은 고딕"/>
+          <w:b/>
+          <w:color w:val="1F2937"/>
+          <w:sz w:val="21"/>
+        </w:rPr>
+        <w:t xml:space="preserve">역사적 위치: </w:t>
+      </w:r>
+      <w:r>
+        <w:rPr w:rFonts="맑은 고딕">
+          <w:rFonts w:ascii="맑은 고딕" w:hAnsi="맑은 고딕" w:eastAsia="맑은 고딕"/>
+          <w:b w:val="0"/>
+          <w:sz w:val="21"/>
+        </w:rPr>
+        <w:t>미니멀하면서도 공격적인 드럼 머신 사운드, 산업적인 비트와 매혹적인 알앤비 보컬이 결합된 본작은 훗날 대세를 이루게 될 '뉴 잭 스윙' 사운드의 확고한 청사진을 제시했습니다. 한 명의 여성 뮤지션이 프로듀싱과 송라이팅 전반에 주도권을 쥐고 완성한 결정체로서, 대중음악사에서 아티스트의 자기결정권이 빚어낸 가장 찬란한 예술적 성취로 평가받습니다.</w:t>
+      </w:r>
+    </w:p>
+    <w:p>
+      <w:pPr>
+        <w:spacing w:line="324" w:lineRule="auto" w:after="80"/>
+      </w:pPr>
+      <w:r>
+        <w:rPr w:rFonts="맑은 고딕">
+          <w:rFonts w:ascii="맑은 고딕" w:hAnsi="맑은 고딕" w:eastAsia="맑은 고딕"/>
+          <w:b w:val="0"/>
+          <w:color w:val="6B7280"/>
+          <w:sz w:val="21"/>
+        </w:rPr>
+        <w:t xml:space="preserve">· </w:t>
+      </w:r>
+      <w:r>
+        <w:rPr w:rFonts="맑은 고딕">
+          <w:rFonts w:ascii="맑은 고딕" w:hAnsi="맑은 고딕" w:eastAsia="맑은 고딕"/>
+          <w:b/>
+          <w:color w:val="1F2937"/>
+          <w:sz w:val="21"/>
+        </w:rPr>
+        <w:t xml:space="preserve">시대의 흔적(스토리텔링): </w:t>
+      </w:r>
+      <w:r>
+        <w:rPr w:rFonts="맑은 고딕">
+          <w:rFonts w:ascii="맑은 고딕" w:hAnsi="맑은 고딕" w:eastAsia="맑은 고딕"/>
+          <w:b w:val="0"/>
+          <w:sz w:val="21"/>
+        </w:rPr>
+        <w:t>1980년대 중반, 억압적인 전통과 가족의 굴레를 벗어던지고자 갈망하던 젊은 세대에게 이 앨범은 단순한 음악을 넘어선 해방의 찬가였습니다. 카세트테이프와 바이닐을 통해 흘러나오던 그녀의 단호하고도 세련된 외침은, 자아를 찾아 방황하던 수많은 청춘들에게 주체적인 삶을 향해 나아갈 용기와 당당한 위로를 건넸습니다.</w:t>
+      </w:r>
+    </w:p>
+    <w:p>
+      <w:pPr>
+        <w:spacing w:line="324" w:lineRule="auto" w:before="200" w:after="80"/>
+      </w:pPr>
+      <w:r>
+        <w:rPr w:rFonts="맑은 고딕">
+          <w:rFonts w:ascii="맑은 고딕" w:hAnsi="맑은 고딕" w:eastAsia="맑은 고딕"/>
+          <w:b/>
+          <w:color w:val="1E3A8A"/>
+          <w:sz w:val="24"/>
+        </w:rPr>
+        <w:t>4. 주요 수록곡 및 감상 제언</w:t>
+      </w:r>
+    </w:p>
+    <w:p>
+      <w:pPr>
+        <w:spacing w:line="324" w:lineRule="auto" w:after="80"/>
+      </w:pPr>
+      <w:r>
+        <w:rPr w:rFonts="맑은 고딕">
+          <w:rFonts w:ascii="맑은 고딕" w:hAnsi="맑은 고딕" w:eastAsia="맑은 고딕"/>
+          <w:b w:val="0"/>
+          <w:color w:val="6B7280"/>
+          <w:sz w:val="21"/>
+        </w:rPr>
+        <w:t xml:space="preserve">· </w:t>
+      </w:r>
+      <w:r>
+        <w:rPr w:rFonts="맑은 고딕">
+          <w:rFonts w:ascii="맑은 고딕" w:hAnsi="맑은 고딕" w:eastAsia="맑은 고딕"/>
+          <w:b/>
+          <w:color w:val="1F2937"/>
+          <w:sz w:val="21"/>
+        </w:rPr>
+        <w:t xml:space="preserve">주요 수록곡 특징: </w:t>
+      </w:r>
+      <w:r>
+        <w:rPr w:rFonts="맑은 고딕">
+          <w:rFonts w:ascii="맑은 고딕" w:hAnsi="맑은 고딕" w:eastAsia="맑은 고딕"/>
+          <w:b w:val="0"/>
+          <w:sz w:val="21"/>
+        </w:rPr>
+        <w:t>삶의 주도권을 선언하는 당당한 에너지가 응축된 타이틀 트랙 〈Control〉을 필두로, 날카롭고 묵직한 베이스라인과 주체적 여성상을 노래한 명곡 〈Nasty〉, 애절하고 서정적인 멜로디 위로 성숙한 로맨티시즘이 흐르는 감성 발라드 〈Let's Wait Awhile〉, 그리고 폭발적인 댄스 그루브의 정점을 보여주는 〈What Have You Done for Me Lately〉까지 어느 한 곡도 놓칠 수 없는 완벽한 균형미를 자랑합니다.</w:t>
+      </w:r>
+    </w:p>
+    <w:p>
+      <w:pPr>
+        <w:spacing w:line="324" w:lineRule="auto" w:after="80"/>
+      </w:pPr>
+      <w:r>
+        <w:rPr w:rFonts="맑은 고딕">
+          <w:rFonts w:ascii="맑은 고딕" w:hAnsi="맑은 고딕" w:eastAsia="맑은 고딕"/>
+          <w:b w:val="0"/>
+          <w:color w:val="6B7280"/>
+          <w:sz w:val="21"/>
+        </w:rPr>
+        <w:t xml:space="preserve">· </w:t>
+      </w:r>
+      <w:r>
+        <w:rPr w:rFonts="맑은 고딕">
+          <w:rFonts w:ascii="맑은 고딕" w:hAnsi="맑은 고딕" w:eastAsia="맑은 고딕"/>
+          <w:b/>
+          <w:color w:val="1F2937"/>
+          <w:sz w:val="21"/>
+        </w:rPr>
+        <w:t xml:space="preserve">빈티지 감상 제언: </w:t>
+      </w:r>
+      <w:r>
+        <w:rPr w:rFonts="맑은 고딕">
+          <w:rFonts w:ascii="맑은 고딕" w:hAnsi="맑은 고딕" w:eastAsia="맑은 고딕"/>
+          <w:b w:val="0"/>
+          <w:sz w:val="21"/>
+        </w:rPr>
+        <w:t>턴테이블의 바늘이 바이닐의 소리골을 스칠 때 뿜어져 나오는 80년대 특유의 단단한 808 킥 드럼과 퍼커션의 타격감은 디지털 음원에서는 결코 느낄 수 없는 입체적인 질감을 선사합니다. 진공관 앰프를 통해 감상할 때 차가운 신스 팝의 골격 위에 자넷 잭슨 특유의 호흡 섞인 보이스가 온기를 덧입으며 공간을 풍성하고 따스하게 채우는 경이로운 공간감을 만끽할 수 있습니다.</w:t>
+      </w:r>
+    </w:p>
+    <w:p>
+      <w:pPr>
+        <w:spacing w:line="324" w:lineRule="auto" w:after="80"/>
+      </w:pPr>
+      <w:r>
+        <w:rPr w:rFonts="맑은 고딕">
+          <w:rFonts w:ascii="맑은 고딕" w:hAnsi="맑은 고딕" w:eastAsia="맑은 고딕"/>
+          <w:b w:val="0"/>
+          <w:color w:val="6B7280"/>
+          <w:sz w:val="21"/>
+        </w:rPr>
+        <w:t xml:space="preserve">· </w:t>
+      </w:r>
+      <w:r>
+        <w:rPr w:rFonts="맑은 고딕">
+          <w:rFonts w:ascii="맑은 고딕" w:hAnsi="맑은 고딕" w:eastAsia="맑은 고딕"/>
+          <w:b/>
+          <w:color w:val="1F2937"/>
+          <w:sz w:val="21"/>
+        </w:rPr>
+        <w:t xml:space="preserve">소장 가치: </w:t>
+      </w:r>
+      <w:r>
+        <w:rPr w:rFonts="맑은 고딕">
+          <w:rFonts w:ascii="맑은 고딕" w:hAnsi="맑은 고딕" w:eastAsia="맑은 고딕"/>
+          <w:b w:val="0"/>
+          <w:sz w:val="21"/>
+        </w:rPr>
+        <w:t>현대 흑인 음악과 팝 씬의 분수령이 된 역사적인 앨범이자, 커버 아트워크부터 사운드 믹싱에 이르기까지 80년대 아날로그 마스터링의 백미를 오롯이 품고 있는 명반입니다. 팝 컬렉터라면 턴테이블 곁에 필히 갖추어야 할 불멸의 바이닐 클래식입니다.</w:t>
+      </w:r>
+    </w:p>
+    <w:p>
+      <w:pPr>
+        <w:spacing w:line="324" w:lineRule="auto" w:after="120" w:before="160"/>
+      </w:pPr>
+      <w:r>
+        <w:rPr w:rFonts="맑은 고딕">
+          <w:rFonts w:ascii="맑은 고딕" w:hAnsi="맑은 고딕" w:eastAsia="맑은 고딕"/>
+          <w:b/>
+          <w:color w:val="4338CA"/>
+          <w:sz w:val="21"/>
+        </w:rPr>
+        <w:t>이 음반을 통해 한 시대를 당당하게 개척한 자넷 잭슨의 숨결과 아날로그 사운드가 전해주는 감동을 다시 한번 경험해 보시는 것은 어떨까요?</w:t>
       </w:r>
     </w:p>
     <w:sectPr>
       <w:pgSz w:w="12240" w:h="15840"/>
-      <w:pgMar w:top="1440" w:right="1440" w:bottom="1440" w:left="1440" w:header="720" w:footer="720" w:gutter="0"/>
+      <w:pgMar w:top="1152" w:right="1296" w:bottom="1152" w:left="1296" w:header="720" w:footer="720" w:gutter="0"/>
       <w:cols w:space="720"/>
       <w:docGrid w:linePitch="360"/>
     </w:sectPr>

--- a/word_reports/LP_0178_위치_463_Janet Jackson_Control.docx
+++ b/word_reports/LP_0178_위치_463_Janet Jackson_Control.docx
@@ -32,7 +32,7 @@
     </w:p>
     <w:p>
       <w:pPr>
-        <w:spacing w:line="324" w:lineRule="auto" w:before="80" w:after="160"/>
+        <w:spacing w:line="324" w:lineRule="auto" w:before="80" w:after="120"/>
       </w:pPr>
       <w:r>
         <w:rPr w:rFonts="맑은 고딕">
@@ -42,13 +42,6 @@
           <w:sz w:val="22"/>
         </w:rPr>
         <w:t xml:space="preserve">[음반 소개] </w:t>
-      </w:r>
-      <w:r>
-        <w:rPr w:rFonts="맑은 고딕">
-          <w:rFonts w:ascii="맑은 고딕" w:hAnsi="맑은 고딕" w:eastAsia="맑은 고딕"/>
-          <w:b w:val="0"/>
-          <w:sz w:val="21"/>
-        </w:rPr>
       </w:r>
     </w:p>
     <w:p>
@@ -61,7 +54,33 @@
           <w:b w:val="0"/>
           <w:sz w:val="21"/>
         </w:rPr>
-        <w:t>거대한 가문의 그늘과 타인의 시선에서 온전히 벗어나 한 인간이자 주체적인 예술가로 비상한 자넷 잭슨의 찬란한 해방선언입니다. 1986년 발표된 《Control》은 펑크(Funk), 알앤비, 힙합의 요소가 정교하게 융합된 뉴 잭 스윙(New Jack Swing)과 컨템퍼러리 팝의 황금기를 개척한 기념비적 역작입니다. 차가운 신디사이저 비트 사이로 피어나는 유려한 선율과 진솔한 고백은 당대 청춘들에게 깊은 카타르시스를 선사했습니다. 팝 음악사의 거대한 분기점을 이루며 여성 아티스트의 자립과 성취를 증명한 이 음반은 반세기가 흐른 오늘날에도 뜨거운 박동으로 심장을 울립니다.</w:t>
+        <w:t>1986년 벽두에 발표된 《Control》은 팝 음악사에서 가장 위대하고도 찬란한 ‘홀로서기’의 드라마를 품고 있는 명반입니다. 거대한 잭슨 가문(Jackson family)의 막내라는 숙명적 굴레와 엄격한 가부장적 통제 아래 유년기를 보냈던 열아홉 살의 자넷 잭슨은, 삶의 주권을 오롯이 자신의 손으로 쥐겠다는 결연한 의지를 품고 미니애폴리스의 겨울바람 속으로 걸어 들어갔습니다. 그곳에서 만난 전설적인 프로듀서 콤비 지미 잼(Jimmy Jam)과 테리 루이스(Terry Lewis)와의 만남은 단순한 프로덕션을 넘어, 한 예술가의 영혼이 만개하는 운명적인 화학반응을 이끌어냈습니다.</w:t>
+      </w:r>
+    </w:p>
+    <w:p>
+      <w:pPr>
+        <w:spacing w:line="324" w:lineRule="auto" w:after="120"/>
+      </w:pPr>
+      <w:r>
+        <w:rPr w:rFonts="맑은 고딕">
+          <w:rFonts w:ascii="맑은 고딕" w:hAnsi="맑은 고딕" w:eastAsia="맑은 고딕"/>
+          <w:b w:val="0"/>
+          <w:sz w:val="21"/>
+        </w:rPr>
+        <w:t>이 음반은 당대 흑인 음악의 판도를 뒤흔든 기념비적인 분수령이었습니다. 날카로운 신시사이저와 기계적이고 공격적인 드럼 머신 비트, 펑크(Funk)의 관능적 그루브와 랩 스타일의 당돌한 독백이 어우러진 ‘미니애폴리스 사운드(Minneapolis Sound)’는 훗날 뉴 잭 스윙(New Jack Swing)과 현대 어번 R&amp;B의 모태가 되었습니다. 자넷 잭슨은 연약한 소녀의 껍질을 깨고 나와, 때로는 날카로운 리듬 위에서 당당한 태도로 카리스마를 내뿜고, 때로는 벨벳처럼 부드러운 음색으로 성숙한 감정을 속삭이며 대중음악계의 지형도를 단숨에 재편하였습니다.</w:t>
+      </w:r>
+    </w:p>
+    <w:p>
+      <w:pPr>
+        <w:spacing w:line="324" w:lineRule="auto" w:after="120"/>
+      </w:pPr>
+      <w:r>
+        <w:rPr w:rFonts="맑은 고딕">
+          <w:rFonts w:ascii="맑은 고딕" w:hAnsi="맑은 고딕" w:eastAsia="맑은 고딕"/>
+          <w:b w:val="0"/>
+          <w:sz w:val="21"/>
+        </w:rPr>
+        <w:t>무엇보다 《Control》이 오랜 세월을 건너 오늘날까지도 가슴 벅찬 생명력을 뿜어내는 까닭은 그 안에 담긴 자아실현의 숭고한 메시지 덕분입니다. 억압에 맞서는 정당한 분노와 여성으로서의 주체성, 그리고 사랑 앞에서 스스로 절제와 성숙을 택하는 태도는 한 인간이 온전한 성인으로 도약하는 서정적 성장 서사를 완성합니다. 턴테이블 위에서 검은 바이닐이 회전할 때 흘러나오는 당당한 선율은 반세기에 가까운 세월의 먼지를 털어내고, 여전히 청자의 심장을 두근거리게 만드는 불멸의 울림으로 다가옵니다.</w:t>
       </w:r>
     </w:p>
     <w:p>
@@ -168,7 +187,7 @@
           <w:b w:val="0"/>
           <w:sz w:val="21"/>
         </w:rPr>
-        <w:t>1986년 2월 A&amp;M 레코드를 통해 발매된 자넷 잭슨의 세 번째 스튜디오 앨범으로, 전설적인 프로듀서 콤비 지미 잼(Jimmy Jam)과 테리 루이스(Terry Lewis)를 만나 자신의 삶과 음악적 통제권을 비로소 온전히 장악하며 발표한 음악적 독립 선언문입니다.</w:t>
+        <w:t>1986년 2월 4일 A&amp;M 레코드를 통해 발매된 자넷 잭슨의 정규 3집 앨범으로, 가족과 전 소속사의 그늘에서 벗어나 자신의 음악적·인생적 통제권을 스스로 확립한 역사적 전환점의 작품.</w:t>
       </w:r>
     </w:p>
     <w:p>
@@ -199,7 +218,7 @@
           <w:b w:val="0"/>
           <w:sz w:val="21"/>
         </w:rPr>
-        <w:t>미국 빌보드 200 앨범 차트 1위를 기록하고 빌보드 핫 100 톱 5에 무려 5곡의 싱글을 진입시켰으며, 전 세계적으로 1,000만 장 이상의 경이적인 판매고를 기록하며 글로벌 팝 아이콘으로 도약했습니다.</w:t>
+        <w:t>발매 직후 미국 빌보드 200 앨범 차트 정상에 올랐으며, 미국 내에서만 500만 장 이상(5× 플래티넘), 전 세계적으로 1,000만 장 이상의 판매고를 기록하며 폭발적인 대중적 신드롬을 구가함.</w:t>
       </w:r>
     </w:p>
     <w:p>
@@ -230,7 +249,7 @@
           <w:b w:val="0"/>
           <w:sz w:val="21"/>
         </w:rPr>
-        <w:t>제29회 그래미 어워드 ‘올해의 앨범(Album of the Year)’을 포함한 주요 부문에 노미네이트되었으며, 아메리칸 뮤직 어워드(AMA)에서 다수의 트로피를 석권하고 롤링 스톤 선정 '역사상 가장 위대한 앨범 500선'에 당당히 이름을 올렸습니다.</w:t>
+        <w:t>1987년 제29회 그래미 어워드에서 흑인 여성 솔로 아티스트로는 드물게 '올해의 앨범(Album of the Year)' 후보를 포함한 주요 부문에 노미네이트되었으며, 아메리칸 뮤직 어워드(AMA) 최다 12개 부문 후보 지명 및 4개 부문 수상 등 당대 최고의 권위를 인정받음.</w:t>
       </w:r>
     </w:p>
     <w:p>
@@ -275,7 +294,7 @@
           <w:b w:val="0"/>
           <w:sz w:val="21"/>
         </w:rPr>
-        <w:t>미국 (USA)</w:t>
+        <w:t>미국</w:t>
       </w:r>
     </w:p>
     <w:p>
@@ -337,7 +356,7 @@
           <w:b w:val="0"/>
           <w:sz w:val="21"/>
         </w:rPr>
-        <w:t>솔로 (Solo)</w:t>
+        <w:t>솔로</w:t>
       </w:r>
     </w:p>
     <w:p>
@@ -368,7 +387,7 @@
           <w:b w:val="0"/>
           <w:sz w:val="21"/>
         </w:rPr>
-        <w:t>자넷 잭슨은 화려한 잭슨 패밀리의 막내라는 숙명을 딛고, 스스로의 음악적 서사와 혁신적인 사운드로 팝 음악의 패러다임을 바꾼 독보적인 아티스트입니다. 역동적인 안무와 진취적인 콘셉트, 사회적 메시지를 아우르는 섬세한 감수성으로 80~90년대 팝과 R&amp;B의 지형도를 새로이 구축한 현대 대중문화의 살아있는 전설입니다.</w:t>
+        <w:t>팝의 전설 마이클 잭슨의 여동생이라는 거대한 그늘을 벗어나 독자적인 팝·R&amp;B 제국을 건설한 20세기 가장 위대한 여성 팝 아이콘 중 한 명입니다. 선구적인 사운드 실험과 압도적인 안무, 사회적 메시지를 융합하며 현대 여성 팝 스타들의 음악적·시각적 롤모델로 영원히 자리매김하고 있습니다.</w:t>
       </w:r>
     </w:p>
     <w:p>
@@ -413,7 +432,7 @@
           <w:b w:val="0"/>
           <w:sz w:val="21"/>
         </w:rPr>
-        <w:t>미니멀하면서도 공격적인 드럼 머신 사운드, 산업적인 비트와 매혹적인 알앤비 보컬이 결합된 본작은 훗날 대세를 이루게 될 '뉴 잭 스윙' 사운드의 확고한 청사진을 제시했습니다. 한 명의 여성 뮤지션이 프로듀싱과 송라이팅 전반에 주도권을 쥐고 완성한 결정체로서, 대중음악사에서 아티스트의 자기결정권이 빚어낸 가장 찬란한 예술적 성취로 평가받습니다.</w:t>
+        <w:t>1980년대 팝 음악계에 뉴 잭 스윙의 기원을 알리고 컨템포러리 R&amp;B의 새로운 청사진을 제시한 걸작입니다. 흑인 여성 아티스트가 자신의 앨범 작사, 작곡, 콘셉트 전반을 통제하며 주체적 예술가로 우뚝 설 수 있음을 증명한 페미니즘 및 팝 음악사적 이정표입니다.</w:t>
       </w:r>
     </w:p>
     <w:p>
@@ -444,7 +463,7 @@
           <w:b w:val="0"/>
           <w:sz w:val="21"/>
         </w:rPr>
-        <w:t>1980년대 중반, 억압적인 전통과 가족의 굴레를 벗어던지고자 갈망하던 젊은 세대에게 이 앨범은 단순한 음악을 넘어선 해방의 찬가였습니다. 카세트테이프와 바이닐을 통해 흘러나오던 그녀의 단호하고도 세련된 외침은, 자아를 찾아 방황하던 수많은 청춘들에게 주체적인 삶을 향해 나아갈 용기와 당당한 위로를 건넸습니다.</w:t>
+        <w:t>냉전 말기이자 물질적 번영과 MTV 영상 혁명이 교차하던 1986년, 기성세대의 억압적 질서에 저항하고 자기 목소리를 내기 시작한 당대 청춘들의 당돌한 에너지와 클럽 문화의 활기찬 정서가 생생하게 각인되어 있습니다.</w:t>
       </w:r>
     </w:p>
     <w:p>
@@ -489,7 +508,7 @@
           <w:b w:val="0"/>
           <w:sz w:val="21"/>
         </w:rPr>
-        <w:t>삶의 주도권을 선언하는 당당한 에너지가 응축된 타이틀 트랙 〈Control〉을 필두로, 날카롭고 묵직한 베이스라인과 주체적 여성상을 노래한 명곡 〈Nasty〉, 애절하고 서정적인 멜로디 위로 성숙한 로맨티시즘이 흐르는 감성 발라드 〈Let's Wait Awhile〉, 그리고 폭발적인 댄스 그루브의 정점을 보여주는 〈What Have You Done for Me Lately〉까지 어느 한 곡도 놓칠 수 없는 완벽한 균형미를 자랑합니다.</w:t>
+        <w:t>타이틀 트랙 "Control"은 스스로 삶의 주도권을 쥐겠다는 선언적 독백과 날카로운 브라스 신스가 압도적이며, 빌보드 핫 100 1위를 기록한 "When I Think of You"는 청량하고 순수한 사랑의 기쁨을 그루비한 비트에 담아냅니다. 무례한 남성들에게 경종을 울리는 펑크 찬가 "Nasty", 그리고 아날로그 감수성의 극치를 보여주는 섬세하고 애틋한 발라드 "Let's Wait Awhile"에 이르기까지 다채롭고 밀도 높은 트랙들이 유기적으로 이어집니다.</w:t>
       </w:r>
     </w:p>
     <w:p>
@@ -520,7 +539,7 @@
           <w:b w:val="0"/>
           <w:sz w:val="21"/>
         </w:rPr>
-        <w:t>턴테이블의 바늘이 바이닐의 소리골을 스칠 때 뿜어져 나오는 80년대 특유의 단단한 808 킥 드럼과 퍼커션의 타격감은 디지털 음원에서는 결코 느낄 수 없는 입체적인 질감을 선사합니다. 진공관 앰프를 통해 감상할 때 차가운 신스 팝의 골격 위에 자넷 잭슨 특유의 호흡 섞인 보이스가 온기를 덧입으며 공간을 풍성하고 따스하게 채우는 경이로운 공간감을 만끽할 수 있습니다.</w:t>
+        <w:t>린 드럼(LinnDrum)의 둔탁하면서도 탄력적인 타격감과 아날로그 신시사이저의 질감이 바이닐의 소리골을 통해 묵직한 공간감으로 살아납니다. 진공관 앰프의 온기가 더해질 때 자넷의 가냘픈 듯 호소력 짙은 보컬과 베이스라인의 다이내믹스가 한층 입체적으로 살아나 아날로그 오디오 본연의 쾌감을 선사합니다.</w:t>
       </w:r>
     </w:p>
     <w:p>
@@ -551,7 +570,7 @@
           <w:b w:val="0"/>
           <w:sz w:val="21"/>
         </w:rPr>
-        <w:t>현대 흑인 음악과 팝 씬의 분수령이 된 역사적인 앨범이자, 커버 아트워크부터 사운드 믹싱에 이르기까지 80년대 아날로그 마스터링의 백미를 오롯이 품고 있는 명반입니다. 팝 컬렉터라면 턴테이블 곁에 필히 갖추어야 할 불멸의 바이닐 클래식입니다.</w:t>
+        <w:t>현대 팝 댄스 및 어번 음악의 태동을 오리지널 바이닐 프레싱으로 목도할 수 있는 대체 불가능한 사료이며, 음악적 완성도와 시대적 상징성을 완벽히 겸비한 세기의 명반으로서 LP 컬렉터라면 반드시 구비해야 할 필청반입니다.</w:t>
       </w:r>
     </w:p>
     <w:p>
@@ -565,7 +584,7 @@
           <w:color w:val="4338CA"/>
           <w:sz w:val="21"/>
         </w:rPr>
-        <w:t>이 음반을 통해 한 시대를 당당하게 개척한 자넷 잭슨의 숨결과 아날로그 사운드가 전해주는 감동을 다시 한번 경험해 보시는 것은 어떨까요?</w:t>
+        <w:t>이 음반을 통해 한 청춘이 온전한 자기 삶의 주인이 되어 터뜨린 당당한 환희와 서정의 율동이 전해주는 감동을 다시 한번 경험해 보시는 것은 어떨까요?</w:t>
       </w:r>
     </w:p>
     <w:sectPr>
